--- a/3.2 Hoofdstuk 2 - Marktvormen en hun marktevenwicht/3.2.6 Paragraaf 6 - Marktvormen en hun economische doelmatigheid/3. Oefenen/basisopgaven/3.2.6 Paragraaf 6 - Marktvormen en hun economische doelmatigheid – basis – antwoorden.docx
+++ b/3.2 Hoofdstuk 2 - Marktvormen en hun marktevenwicht/3.2.6 Paragraaf 6 - Marktvormen en hun economische doelmatigheid/3. Oefenen/basisopgaven/3.2.6 Paragraaf 6 - Marktvormen en hun economische doelmatigheid – basis – antwoorden.docx
@@ -369,6 +369,18 @@
                 <w:szCs w:val="22"/>
               </w:rPr>
               <w:t xml:space="preserve">Arceer in bron 7 met drie verschillende kleuren het consumentensurplus, het producentensurplus en de Harbergerdriehoek als de monopolist streeft naar maximale winst.</w:t>
+            </w:r>
+          </w:p>
+          <w:p>
+            <w:r>
+              <w:rPr>
+                <w:noProof/>
+              </w:rPr>
+              <w:pict>
+                <v:shape id="Image 1" o:spid="_x0000_i1026" type="#_x0000_t75" style="width:253.8pt;height:249pt;visibility:visible">
+                  <v:imagedata r:id="rId10" o:title=""/>
+                </v:shape>
+              </w:pict>
             </w:r>
           </w:p>
         </w:tc>
